--- a/Draft_of_Project_Design_Book_1.docx
+++ b/Draft_of_Project_Design_Book_1.docx
@@ -846,30 +846,6 @@
     </w:p>
     <w:p>
       <w:pPr>
-        <w:shd w:val="clear" w:color="auto" w:fill="FFFFFF"/>
-        <w:spacing w:after="0" w:line="240" w:lineRule="auto"/>
-        <w:ind w:left="720"/>
-        <w:textAlignment w:val="bottom"/>
-        <w:rPr>
-          <w:rFonts w:ascii="Arial" w:eastAsia="Times New Roman" w:hAnsi="Arial" w:cs="Arial"/>
-          <w:color w:val="1F1F1F"/>
-          <w:sz w:val="24"/>
-          <w:szCs w:val="24"/>
-        </w:rPr>
-      </w:pPr>
-      <w:r>
-        <w:rPr>
-          <w:rFonts w:ascii="Arial" w:eastAsia="Times New Roman" w:hAnsi="Arial" w:cs="Arial"/>
-          <w:color w:val="1F1F1F"/>
-          <w:spacing w:val="2"/>
-          <w:sz w:val="18"/>
-          <w:szCs w:val="18"/>
-        </w:rPr>
-        <w:t>+2</w:t>
-      </w:r>
-    </w:p>
-    <w:p>
-      <w:pPr>
         <w:numPr>
           <w:ilvl w:val="0"/>
           <w:numId w:val="3"/>
@@ -906,30 +882,6 @@
     </w:p>
     <w:p>
       <w:pPr>
-        <w:shd w:val="clear" w:color="auto" w:fill="FFFFFF"/>
-        <w:spacing w:after="0" w:line="240" w:lineRule="auto"/>
-        <w:ind w:left="720"/>
-        <w:textAlignment w:val="bottom"/>
-        <w:rPr>
-          <w:rFonts w:ascii="Arial" w:eastAsia="Times New Roman" w:hAnsi="Arial" w:cs="Arial"/>
-          <w:color w:val="1F1F1F"/>
-          <w:sz w:val="24"/>
-          <w:szCs w:val="24"/>
-        </w:rPr>
-      </w:pPr>
-      <w:r>
-        <w:rPr>
-          <w:rFonts w:ascii="Arial" w:eastAsia="Times New Roman" w:hAnsi="Arial" w:cs="Arial"/>
-          <w:color w:val="1F1F1F"/>
-          <w:spacing w:val="2"/>
-          <w:sz w:val="18"/>
-          <w:szCs w:val="18"/>
-        </w:rPr>
-        <w:t>+1</w:t>
-      </w:r>
-    </w:p>
-    <w:p>
-      <w:pPr>
         <w:numPr>
           <w:ilvl w:val="0"/>
           <w:numId w:val="3"/>
@@ -967,30 +919,6 @@
     <w:p>
       <w:pPr>
         <w:shd w:val="clear" w:color="auto" w:fill="FFFFFF"/>
-        <w:spacing w:after="0" w:line="240" w:lineRule="auto"/>
-        <w:ind w:left="720"/>
-        <w:textAlignment w:val="bottom"/>
-        <w:rPr>
-          <w:rFonts w:ascii="Arial" w:eastAsia="Times New Roman" w:hAnsi="Arial" w:cs="Arial"/>
-          <w:color w:val="1F1F1F"/>
-          <w:sz w:val="24"/>
-          <w:szCs w:val="24"/>
-        </w:rPr>
-      </w:pPr>
-      <w:r>
-        <w:rPr>
-          <w:rFonts w:ascii="Arial" w:eastAsia="Times New Roman" w:hAnsi="Arial" w:cs="Arial"/>
-          <w:color w:val="1F1F1F"/>
-          <w:spacing w:val="2"/>
-          <w:sz w:val="18"/>
-          <w:szCs w:val="18"/>
-        </w:rPr>
-        <w:t>+2</w:t>
-      </w:r>
-    </w:p>
-    <w:p>
-      <w:pPr>
-        <w:shd w:val="clear" w:color="auto" w:fill="FFFFFF"/>
         <w:spacing w:before="420" w:after="120" w:line="360" w:lineRule="atLeast"/>
         <w:outlineLvl w:val="2"/>
         <w:rPr>
@@ -1011,31 +939,7 @@
           <w:sz w:val="24"/>
           <w:szCs w:val="24"/>
         </w:rPr>
-        <w:t xml:space="preserve">1.2 </w:t>
-      </w:r>
-      <w:proofErr w:type="spellStart"/>
-      <w:r>
-        <w:rPr>
-          <w:rFonts w:ascii="Arial" w:eastAsia="Times New Roman" w:hAnsi="Arial" w:cs="Arial"/>
-          <w:b/>
-          <w:bCs/>
-          <w:color w:val="1F1F1F"/>
-          <w:sz w:val="24"/>
-          <w:szCs w:val="24"/>
-        </w:rPr>
-        <w:t>Visualisation</w:t>
-      </w:r>
-      <w:proofErr w:type="spellEnd"/>
-      <w:r>
-        <w:rPr>
-          <w:rFonts w:ascii="Arial" w:eastAsia="Times New Roman" w:hAnsi="Arial" w:cs="Arial"/>
-          <w:b/>
-          <w:bCs/>
-          <w:color w:val="1F1F1F"/>
-          <w:sz w:val="24"/>
-          <w:szCs w:val="24"/>
-        </w:rPr>
-        <w:t xml:space="preserve"> Purpose</w:t>
+        <w:t>1.2 Visualisation Purpose</w:t>
       </w:r>
     </w:p>
     <w:p>
@@ -1142,30 +1046,6 @@
     </w:p>
     <w:p>
       <w:pPr>
-        <w:shd w:val="clear" w:color="auto" w:fill="FFFFFF"/>
-        <w:spacing w:after="0" w:line="240" w:lineRule="auto"/>
-        <w:ind w:left="1440"/>
-        <w:textAlignment w:val="bottom"/>
-        <w:rPr>
-          <w:rFonts w:ascii="Arial" w:eastAsia="Times New Roman" w:hAnsi="Arial" w:cs="Arial"/>
-          <w:color w:val="1F1F1F"/>
-          <w:sz w:val="24"/>
-          <w:szCs w:val="24"/>
-        </w:rPr>
-      </w:pPr>
-      <w:r>
-        <w:rPr>
-          <w:rFonts w:ascii="Arial" w:eastAsia="Times New Roman" w:hAnsi="Arial" w:cs="Arial"/>
-          <w:color w:val="1F1F1F"/>
-          <w:spacing w:val="2"/>
-          <w:sz w:val="18"/>
-          <w:szCs w:val="18"/>
-        </w:rPr>
-        <w:t>+1</w:t>
-      </w:r>
-    </w:p>
-    <w:p>
-      <w:pPr>
         <w:numPr>
           <w:ilvl w:val="0"/>
           <w:numId w:val="4"/>
@@ -1411,7 +1291,6 @@
           <w:sz w:val="24"/>
           <w:szCs w:val="24"/>
         </w:rPr>
-        <w:lastRenderedPageBreak/>
         <w:t>Governance:</w:t>
       </w:r>
       <w:r>
@@ -1422,30 +1301,6 @@
           <w:szCs w:val="24"/>
         </w:rPr>
         <w:t xml:space="preserve"> Data is collected from Australian States and Territories. Ethical considerations include ensuring individuals are not identifiable through granular age/location breakdowns.</w:t>
-      </w:r>
-    </w:p>
-    <w:p>
-      <w:pPr>
-        <w:shd w:val="clear" w:color="auto" w:fill="FFFFFF"/>
-        <w:spacing w:after="0" w:line="240" w:lineRule="auto"/>
-        <w:ind w:left="720"/>
-        <w:textAlignment w:val="bottom"/>
-        <w:rPr>
-          <w:rFonts w:ascii="Arial" w:eastAsia="Times New Roman" w:hAnsi="Arial" w:cs="Arial"/>
-          <w:color w:val="1F1F1F"/>
-          <w:sz w:val="24"/>
-          <w:szCs w:val="24"/>
-        </w:rPr>
-      </w:pPr>
-      <w:r>
-        <w:rPr>
-          <w:rFonts w:ascii="Arial" w:eastAsia="Times New Roman" w:hAnsi="Arial" w:cs="Arial"/>
-          <w:color w:val="1F1F1F"/>
-          <w:spacing w:val="2"/>
-          <w:sz w:val="18"/>
-          <w:szCs w:val="18"/>
-        </w:rPr>
-        <w:t>+1</w:t>
       </w:r>
     </w:p>
     <w:p>
@@ -1471,6 +1326,7 @@
           <w:sz w:val="24"/>
           <w:szCs w:val="24"/>
         </w:rPr>
+        <w:lastRenderedPageBreak/>
         <w:t>2.2 Data Processing and Analysis</w:t>
       </w:r>
     </w:p>
@@ -1539,30 +1395,6 @@
     </w:p>
     <w:p>
       <w:pPr>
-        <w:shd w:val="clear" w:color="auto" w:fill="FFFFFF"/>
-        <w:spacing w:after="0" w:line="240" w:lineRule="auto"/>
-        <w:ind w:left="1440"/>
-        <w:textAlignment w:val="bottom"/>
-        <w:rPr>
-          <w:rFonts w:ascii="Arial" w:eastAsia="Times New Roman" w:hAnsi="Arial" w:cs="Arial"/>
-          <w:color w:val="1F1F1F"/>
-          <w:sz w:val="24"/>
-          <w:szCs w:val="24"/>
-        </w:rPr>
-      </w:pPr>
-      <w:r>
-        <w:rPr>
-          <w:rFonts w:ascii="Arial" w:eastAsia="Times New Roman" w:hAnsi="Arial" w:cs="Arial"/>
-          <w:color w:val="1F1F1F"/>
-          <w:spacing w:val="2"/>
-          <w:sz w:val="18"/>
-          <w:szCs w:val="18"/>
-        </w:rPr>
-        <w:t>+1</w:t>
-      </w:r>
-    </w:p>
-    <w:p>
-      <w:pPr>
         <w:numPr>
           <w:ilvl w:val="1"/>
           <w:numId w:val="6"/>
@@ -1599,30 +1431,6 @@
     </w:p>
     <w:p>
       <w:pPr>
-        <w:shd w:val="clear" w:color="auto" w:fill="FFFFFF"/>
-        <w:spacing w:after="0" w:line="240" w:lineRule="auto"/>
-        <w:ind w:left="1440"/>
-        <w:textAlignment w:val="bottom"/>
-        <w:rPr>
-          <w:rFonts w:ascii="Arial" w:eastAsia="Times New Roman" w:hAnsi="Arial" w:cs="Arial"/>
-          <w:color w:val="1F1F1F"/>
-          <w:sz w:val="24"/>
-          <w:szCs w:val="24"/>
-        </w:rPr>
-      </w:pPr>
-      <w:r>
-        <w:rPr>
-          <w:rFonts w:ascii="Arial" w:eastAsia="Times New Roman" w:hAnsi="Arial" w:cs="Arial"/>
-          <w:color w:val="1F1F1F"/>
-          <w:spacing w:val="2"/>
-          <w:sz w:val="18"/>
-          <w:szCs w:val="18"/>
-        </w:rPr>
-        <w:t>+1</w:t>
-      </w:r>
-    </w:p>
-    <w:p>
-      <w:pPr>
         <w:numPr>
           <w:ilvl w:val="0"/>
           <w:numId w:val="6"/>
@@ -1683,7 +1491,6 @@
         </w:rPr>
         <w:t xml:space="preserve"> Mapping "Not applicable" detection methods to </w:t>
       </w:r>
-      <w:proofErr w:type="spellStart"/>
       <w:r>
         <w:rPr>
           <w:rFonts w:ascii="Courier New" w:eastAsia="Times New Roman" w:hAnsi="Courier New" w:cs="Courier New"/>
@@ -1694,7 +1501,6 @@
         </w:rPr>
         <w:t>NaN</w:t>
       </w:r>
-      <w:proofErr w:type="spellEnd"/>
       <w:r>
         <w:rPr>
           <w:rFonts w:ascii="Arial" w:eastAsia="Times New Roman" w:hAnsi="Arial" w:cs="Arial"/>
@@ -1740,7 +1546,6 @@
         </w:rPr>
         <w:t xml:space="preserve"> Deriving </w:t>
       </w:r>
-      <w:proofErr w:type="spellStart"/>
       <w:r>
         <w:rPr>
           <w:rFonts w:ascii="Courier New" w:eastAsia="Times New Roman" w:hAnsi="Courier New" w:cs="Courier New"/>
@@ -1751,7 +1556,6 @@
         </w:rPr>
         <w:t>outcome_rate</w:t>
       </w:r>
-      <w:proofErr w:type="spellEnd"/>
       <w:r>
         <w:rPr>
           <w:rFonts w:ascii="Arial" w:eastAsia="Times New Roman" w:hAnsi="Arial" w:cs="Arial"/>
@@ -1761,7 +1565,6 @@
         </w:rPr>
         <w:t xml:space="preserve"> and </w:t>
       </w:r>
-      <w:proofErr w:type="spellStart"/>
       <w:r>
         <w:rPr>
           <w:rFonts w:ascii="Courier New" w:eastAsia="Times New Roman" w:hAnsi="Courier New" w:cs="Courier New"/>
@@ -1772,7 +1575,6 @@
         </w:rPr>
         <w:t>positivity_rate_pct</w:t>
       </w:r>
-      <w:proofErr w:type="spellEnd"/>
       <w:r>
         <w:rPr>
           <w:rFonts w:ascii="Arial" w:eastAsia="Times New Roman" w:hAnsi="Arial" w:cs="Arial"/>
@@ -1781,30 +1583,6 @@
           <w:szCs w:val="24"/>
         </w:rPr>
         <w:t>.</w:t>
-      </w:r>
-    </w:p>
-    <w:p>
-      <w:pPr>
-        <w:shd w:val="clear" w:color="auto" w:fill="FFFFFF"/>
-        <w:spacing w:after="0" w:line="240" w:lineRule="auto"/>
-        <w:ind w:left="1440"/>
-        <w:textAlignment w:val="bottom"/>
-        <w:rPr>
-          <w:rFonts w:ascii="Arial" w:eastAsia="Times New Roman" w:hAnsi="Arial" w:cs="Arial"/>
-          <w:color w:val="1F1F1F"/>
-          <w:sz w:val="24"/>
-          <w:szCs w:val="24"/>
-        </w:rPr>
-      </w:pPr>
-      <w:r>
-        <w:rPr>
-          <w:rFonts w:ascii="Arial" w:eastAsia="Times New Roman" w:hAnsi="Arial" w:cs="Arial"/>
-          <w:color w:val="1F1F1F"/>
-          <w:spacing w:val="2"/>
-          <w:sz w:val="18"/>
-          <w:szCs w:val="18"/>
-        </w:rPr>
-        <w:t>+2</w:t>
       </w:r>
     </w:p>
     <w:p>
@@ -1878,7 +1656,6 @@
         </w:rPr>
         <w:t xml:space="preserve"> (Screenshot to be appended here showing the data join between the </w:t>
       </w:r>
-      <w:proofErr w:type="spellStart"/>
       <w:r>
         <w:rPr>
           <w:rFonts w:ascii="Courier New" w:eastAsia="Times New Roman" w:hAnsi="Courier New" w:cs="Courier New"/>
@@ -1889,7 +1666,6 @@
         </w:rPr>
         <w:t>adt</w:t>
       </w:r>
-      <w:proofErr w:type="spellEnd"/>
       <w:r>
         <w:rPr>
           <w:rFonts w:ascii="Arial" w:eastAsia="Times New Roman" w:hAnsi="Arial" w:cs="Arial"/>
@@ -1917,30 +1693,6 @@
           <w:szCs w:val="24"/>
         </w:rPr>
         <w:t xml:space="preserve"> files).</w:t>
-      </w:r>
-    </w:p>
-    <w:p>
-      <w:pPr>
-        <w:shd w:val="clear" w:color="auto" w:fill="FFFFFF"/>
-        <w:spacing w:after="0" w:line="240" w:lineRule="auto"/>
-        <w:ind w:left="720"/>
-        <w:textAlignment w:val="bottom"/>
-        <w:rPr>
-          <w:rFonts w:ascii="Arial" w:eastAsia="Times New Roman" w:hAnsi="Arial" w:cs="Arial"/>
-          <w:color w:val="1F1F1F"/>
-          <w:sz w:val="24"/>
-          <w:szCs w:val="24"/>
-        </w:rPr>
-      </w:pPr>
-      <w:r>
-        <w:rPr>
-          <w:rFonts w:ascii="Arial" w:eastAsia="Times New Roman" w:hAnsi="Arial" w:cs="Arial"/>
-          <w:color w:val="1F1F1F"/>
-          <w:spacing w:val="2"/>
-          <w:sz w:val="18"/>
-          <w:szCs w:val="18"/>
-        </w:rPr>
-        <w:t>+1</w:t>
       </w:r>
     </w:p>
     <w:p>
@@ -2007,30 +1759,6 @@
     </w:p>
     <w:p>
       <w:pPr>
-        <w:shd w:val="clear" w:color="auto" w:fill="FFFFFF"/>
-        <w:spacing w:after="0" w:line="240" w:lineRule="auto"/>
-        <w:ind w:left="720"/>
-        <w:textAlignment w:val="bottom"/>
-        <w:rPr>
-          <w:rFonts w:ascii="Arial" w:eastAsia="Times New Roman" w:hAnsi="Arial" w:cs="Arial"/>
-          <w:color w:val="1F1F1F"/>
-          <w:sz w:val="24"/>
-          <w:szCs w:val="24"/>
-        </w:rPr>
-      </w:pPr>
-      <w:r>
-        <w:rPr>
-          <w:rFonts w:ascii="Arial" w:eastAsia="Times New Roman" w:hAnsi="Arial" w:cs="Arial"/>
-          <w:color w:val="1F1F1F"/>
-          <w:spacing w:val="2"/>
-          <w:sz w:val="18"/>
-          <w:szCs w:val="18"/>
-        </w:rPr>
-        <w:t>+1</w:t>
-      </w:r>
-    </w:p>
-    <w:p>
-      <w:pPr>
         <w:numPr>
           <w:ilvl w:val="0"/>
           <w:numId w:val="7"/>
@@ -2088,31 +1816,7 @@
           <w:sz w:val="30"/>
           <w:szCs w:val="30"/>
         </w:rPr>
-        <w:t xml:space="preserve">3. </w:t>
-      </w:r>
-      <w:proofErr w:type="spellStart"/>
-      <w:r>
-        <w:rPr>
-          <w:rFonts w:ascii="Arial" w:eastAsia="Times New Roman" w:hAnsi="Arial" w:cs="Arial"/>
-          <w:b/>
-          <w:bCs/>
-          <w:color w:val="1F1F1F"/>
-          <w:sz w:val="30"/>
-          <w:szCs w:val="30"/>
-        </w:rPr>
-        <w:t>Visualisation</w:t>
-      </w:r>
-      <w:proofErr w:type="spellEnd"/>
-      <w:r>
-        <w:rPr>
-          <w:rFonts w:ascii="Arial" w:eastAsia="Times New Roman" w:hAnsi="Arial" w:cs="Arial"/>
-          <w:b/>
-          <w:bCs/>
-          <w:color w:val="1F1F1F"/>
-          <w:sz w:val="30"/>
-          <w:szCs w:val="30"/>
-        </w:rPr>
-        <w:t xml:space="preserve"> Design</w:t>
+        <w:t>3. Visualisation Design</w:t>
       </w:r>
     </w:p>
     <w:p>
@@ -2201,7 +1905,6 @@
           <w:sz w:val="24"/>
           <w:szCs w:val="24"/>
         </w:rPr>
-        <w:lastRenderedPageBreak/>
         <w:t>Storyboard:</w:t>
       </w:r>
       <w:r>
@@ -2212,30 +1915,6 @@
           <w:szCs w:val="24"/>
         </w:rPr>
         <w:t xml:space="preserve"> Users start with a national trend view, then filter by Jurisdiction (e.g., NSW or VIC) to see localized age-group breakdowns.</w:t>
-      </w:r>
-    </w:p>
-    <w:p>
-      <w:pPr>
-        <w:shd w:val="clear" w:color="auto" w:fill="FFFFFF"/>
-        <w:spacing w:after="0" w:line="240" w:lineRule="auto"/>
-        <w:ind w:left="720"/>
-        <w:textAlignment w:val="bottom"/>
-        <w:rPr>
-          <w:rFonts w:ascii="Arial" w:eastAsia="Times New Roman" w:hAnsi="Arial" w:cs="Arial"/>
-          <w:color w:val="1F1F1F"/>
-          <w:sz w:val="24"/>
-          <w:szCs w:val="24"/>
-        </w:rPr>
-      </w:pPr>
-      <w:r>
-        <w:rPr>
-          <w:rFonts w:ascii="Arial" w:eastAsia="Times New Roman" w:hAnsi="Arial" w:cs="Arial"/>
-          <w:color w:val="1F1F1F"/>
-          <w:spacing w:val="2"/>
-          <w:sz w:val="18"/>
-          <w:szCs w:val="18"/>
-        </w:rPr>
-        <w:t>+2</w:t>
       </w:r>
     </w:p>
     <w:p>
@@ -2261,31 +1940,7 @@
           <w:sz w:val="24"/>
           <w:szCs w:val="24"/>
         </w:rPr>
-        <w:t xml:space="preserve">3.2 </w:t>
-      </w:r>
-      <w:proofErr w:type="spellStart"/>
-      <w:r>
-        <w:rPr>
-          <w:rFonts w:ascii="Arial" w:eastAsia="Times New Roman" w:hAnsi="Arial" w:cs="Arial"/>
-          <w:b/>
-          <w:bCs/>
-          <w:color w:val="1F1F1F"/>
-          <w:sz w:val="24"/>
-          <w:szCs w:val="24"/>
-        </w:rPr>
-        <w:t>Visualisation</w:t>
-      </w:r>
-      <w:proofErr w:type="spellEnd"/>
-      <w:r>
-        <w:rPr>
-          <w:rFonts w:ascii="Arial" w:eastAsia="Times New Roman" w:hAnsi="Arial" w:cs="Arial"/>
-          <w:b/>
-          <w:bCs/>
-          <w:color w:val="1F1F1F"/>
-          <w:sz w:val="24"/>
-          <w:szCs w:val="24"/>
-        </w:rPr>
-        <w:t xml:space="preserve"> Design</w:t>
+        <w:t>3.2 Visualisation Design</w:t>
       </w:r>
     </w:p>
     <w:p>
@@ -2411,6 +2066,7 @@
           <w:sz w:val="24"/>
           <w:szCs w:val="24"/>
         </w:rPr>
+        <w:lastRenderedPageBreak/>
         <w:t>Integrity &amp; Accessibility:</w:t>
       </w:r>
       <w:r>
@@ -2440,30 +2096,6 @@
           <w:szCs w:val="24"/>
         </w:rPr>
         <w:t xml:space="preserve"> for consistent, readable labels. Ensuring color palettes are distinguishable for those with color blindness.</w:t>
-      </w:r>
-    </w:p>
-    <w:p>
-      <w:pPr>
-        <w:shd w:val="clear" w:color="auto" w:fill="FFFFFF"/>
-        <w:spacing w:after="0" w:line="240" w:lineRule="auto"/>
-        <w:ind w:left="720"/>
-        <w:textAlignment w:val="bottom"/>
-        <w:rPr>
-          <w:rFonts w:ascii="Arial" w:eastAsia="Times New Roman" w:hAnsi="Arial" w:cs="Arial"/>
-          <w:color w:val="1F1F1F"/>
-          <w:sz w:val="24"/>
-          <w:szCs w:val="24"/>
-        </w:rPr>
-      </w:pPr>
-      <w:r>
-        <w:rPr>
-          <w:rFonts w:ascii="Arial" w:eastAsia="Times New Roman" w:hAnsi="Arial" w:cs="Arial"/>
-          <w:color w:val="1F1F1F"/>
-          <w:spacing w:val="2"/>
-          <w:sz w:val="18"/>
-          <w:szCs w:val="18"/>
-        </w:rPr>
-        <w:t>+1</w:t>
       </w:r>
     </w:p>
     <w:p>
@@ -2589,30 +2221,6 @@
           <w:szCs w:val="24"/>
         </w:rPr>
         <w:t xml:space="preserve"> A "Pre-2023" toggle to handle the lack of granular data in older records.</w:t>
-      </w:r>
-    </w:p>
-    <w:p>
-      <w:pPr>
-        <w:shd w:val="clear" w:color="auto" w:fill="FFFFFF"/>
-        <w:spacing w:after="0" w:line="240" w:lineRule="auto"/>
-        <w:ind w:left="1440"/>
-        <w:textAlignment w:val="bottom"/>
-        <w:rPr>
-          <w:rFonts w:ascii="Arial" w:eastAsia="Times New Roman" w:hAnsi="Arial" w:cs="Arial"/>
-          <w:color w:val="1F1F1F"/>
-          <w:sz w:val="24"/>
-          <w:szCs w:val="24"/>
-        </w:rPr>
-      </w:pPr>
-      <w:r>
-        <w:rPr>
-          <w:rFonts w:ascii="Arial" w:eastAsia="Times New Roman" w:hAnsi="Arial" w:cs="Arial"/>
-          <w:color w:val="1F1F1F"/>
-          <w:spacing w:val="2"/>
-          <w:sz w:val="18"/>
-          <w:szCs w:val="18"/>
-        </w:rPr>
-        <w:t>+1</w:t>
       </w:r>
     </w:p>
     <w:p>

--- a/Draft_of_Project_Design_Book_1.docx
+++ b/Draft_of_Project_Design_Book_1.docx
@@ -846,6 +846,30 @@
     </w:p>
     <w:p>
       <w:pPr>
+        <w:shd w:val="clear" w:color="auto" w:fill="FFFFFF"/>
+        <w:spacing w:after="0" w:line="240" w:lineRule="auto"/>
+        <w:ind w:left="720"/>
+        <w:textAlignment w:val="bottom"/>
+        <w:rPr>
+          <w:rFonts w:ascii="Arial" w:eastAsia="Times New Roman" w:hAnsi="Arial" w:cs="Arial"/>
+          <w:color w:val="1F1F1F"/>
+          <w:sz w:val="24"/>
+          <w:szCs w:val="24"/>
+        </w:rPr>
+      </w:pPr>
+      <w:r>
+        <w:rPr>
+          <w:rFonts w:ascii="Arial" w:eastAsia="Times New Roman" w:hAnsi="Arial" w:cs="Arial"/>
+          <w:color w:val="1F1F1F"/>
+          <w:spacing w:val="2"/>
+          <w:sz w:val="18"/>
+          <w:szCs w:val="18"/>
+        </w:rPr>
+        <w:t>+2</w:t>
+      </w:r>
+    </w:p>
+    <w:p>
+      <w:pPr>
         <w:numPr>
           <w:ilvl w:val="0"/>
           <w:numId w:val="3"/>
@@ -882,6 +906,30 @@
     </w:p>
     <w:p>
       <w:pPr>
+        <w:shd w:val="clear" w:color="auto" w:fill="FFFFFF"/>
+        <w:spacing w:after="0" w:line="240" w:lineRule="auto"/>
+        <w:ind w:left="720"/>
+        <w:textAlignment w:val="bottom"/>
+        <w:rPr>
+          <w:rFonts w:ascii="Arial" w:eastAsia="Times New Roman" w:hAnsi="Arial" w:cs="Arial"/>
+          <w:color w:val="1F1F1F"/>
+          <w:sz w:val="24"/>
+          <w:szCs w:val="24"/>
+        </w:rPr>
+      </w:pPr>
+      <w:r>
+        <w:rPr>
+          <w:rFonts w:ascii="Arial" w:eastAsia="Times New Roman" w:hAnsi="Arial" w:cs="Arial"/>
+          <w:color w:val="1F1F1F"/>
+          <w:spacing w:val="2"/>
+          <w:sz w:val="18"/>
+          <w:szCs w:val="18"/>
+        </w:rPr>
+        <w:t>+1</w:t>
+      </w:r>
+    </w:p>
+    <w:p>
+      <w:pPr>
         <w:numPr>
           <w:ilvl w:val="0"/>
           <w:numId w:val="3"/>
@@ -919,6 +967,30 @@
     <w:p>
       <w:pPr>
         <w:shd w:val="clear" w:color="auto" w:fill="FFFFFF"/>
+        <w:spacing w:after="0" w:line="240" w:lineRule="auto"/>
+        <w:ind w:left="720"/>
+        <w:textAlignment w:val="bottom"/>
+        <w:rPr>
+          <w:rFonts w:ascii="Arial" w:eastAsia="Times New Roman" w:hAnsi="Arial" w:cs="Arial"/>
+          <w:color w:val="1F1F1F"/>
+          <w:sz w:val="24"/>
+          <w:szCs w:val="24"/>
+        </w:rPr>
+      </w:pPr>
+      <w:r>
+        <w:rPr>
+          <w:rFonts w:ascii="Arial" w:eastAsia="Times New Roman" w:hAnsi="Arial" w:cs="Arial"/>
+          <w:color w:val="1F1F1F"/>
+          <w:spacing w:val="2"/>
+          <w:sz w:val="18"/>
+          <w:szCs w:val="18"/>
+        </w:rPr>
+        <w:t>+2</w:t>
+      </w:r>
+    </w:p>
+    <w:p>
+      <w:pPr>
+        <w:shd w:val="clear" w:color="auto" w:fill="FFFFFF"/>
         <w:spacing w:before="420" w:after="120" w:line="360" w:lineRule="atLeast"/>
         <w:outlineLvl w:val="2"/>
         <w:rPr>
@@ -939,7 +1011,31 @@
           <w:sz w:val="24"/>
           <w:szCs w:val="24"/>
         </w:rPr>
-        <w:t>1.2 Visualisation Purpose</w:t>
+        <w:t xml:space="preserve">1.2 </w:t>
+      </w:r>
+      <w:proofErr w:type="spellStart"/>
+      <w:r>
+        <w:rPr>
+          <w:rFonts w:ascii="Arial" w:eastAsia="Times New Roman" w:hAnsi="Arial" w:cs="Arial"/>
+          <w:b/>
+          <w:bCs/>
+          <w:color w:val="1F1F1F"/>
+          <w:sz w:val="24"/>
+          <w:szCs w:val="24"/>
+        </w:rPr>
+        <w:t>Visualisation</w:t>
+      </w:r>
+      <w:proofErr w:type="spellEnd"/>
+      <w:r>
+        <w:rPr>
+          <w:rFonts w:ascii="Arial" w:eastAsia="Times New Roman" w:hAnsi="Arial" w:cs="Arial"/>
+          <w:b/>
+          <w:bCs/>
+          <w:color w:val="1F1F1F"/>
+          <w:sz w:val="24"/>
+          <w:szCs w:val="24"/>
+        </w:rPr>
+        <w:t xml:space="preserve"> Purpose</w:t>
       </w:r>
     </w:p>
     <w:p>
@@ -1046,6 +1142,30 @@
     </w:p>
     <w:p>
       <w:pPr>
+        <w:shd w:val="clear" w:color="auto" w:fill="FFFFFF"/>
+        <w:spacing w:after="0" w:line="240" w:lineRule="auto"/>
+        <w:ind w:left="1440"/>
+        <w:textAlignment w:val="bottom"/>
+        <w:rPr>
+          <w:rFonts w:ascii="Arial" w:eastAsia="Times New Roman" w:hAnsi="Arial" w:cs="Arial"/>
+          <w:color w:val="1F1F1F"/>
+          <w:sz w:val="24"/>
+          <w:szCs w:val="24"/>
+        </w:rPr>
+      </w:pPr>
+      <w:r>
+        <w:rPr>
+          <w:rFonts w:ascii="Arial" w:eastAsia="Times New Roman" w:hAnsi="Arial" w:cs="Arial"/>
+          <w:color w:val="1F1F1F"/>
+          <w:spacing w:val="2"/>
+          <w:sz w:val="18"/>
+          <w:szCs w:val="18"/>
+        </w:rPr>
+        <w:t>+1</w:t>
+      </w:r>
+    </w:p>
+    <w:p>
+      <w:pPr>
         <w:numPr>
           <w:ilvl w:val="0"/>
           <w:numId w:val="4"/>
@@ -1291,6 +1411,7 @@
           <w:sz w:val="24"/>
           <w:szCs w:val="24"/>
         </w:rPr>
+        <w:lastRenderedPageBreak/>
         <w:t>Governance:</w:t>
       </w:r>
       <w:r>
@@ -1301,6 +1422,30 @@
           <w:szCs w:val="24"/>
         </w:rPr>
         <w:t xml:space="preserve"> Data is collected from Australian States and Territories. Ethical considerations include ensuring individuals are not identifiable through granular age/location breakdowns.</w:t>
+      </w:r>
+    </w:p>
+    <w:p>
+      <w:pPr>
+        <w:shd w:val="clear" w:color="auto" w:fill="FFFFFF"/>
+        <w:spacing w:after="0" w:line="240" w:lineRule="auto"/>
+        <w:ind w:left="720"/>
+        <w:textAlignment w:val="bottom"/>
+        <w:rPr>
+          <w:rFonts w:ascii="Arial" w:eastAsia="Times New Roman" w:hAnsi="Arial" w:cs="Arial"/>
+          <w:color w:val="1F1F1F"/>
+          <w:sz w:val="24"/>
+          <w:szCs w:val="24"/>
+        </w:rPr>
+      </w:pPr>
+      <w:r>
+        <w:rPr>
+          <w:rFonts w:ascii="Arial" w:eastAsia="Times New Roman" w:hAnsi="Arial" w:cs="Arial"/>
+          <w:color w:val="1F1F1F"/>
+          <w:spacing w:val="2"/>
+          <w:sz w:val="18"/>
+          <w:szCs w:val="18"/>
+        </w:rPr>
+        <w:t>+1</w:t>
       </w:r>
     </w:p>
     <w:p>
@@ -1326,7 +1471,6 @@
           <w:sz w:val="24"/>
           <w:szCs w:val="24"/>
         </w:rPr>
-        <w:lastRenderedPageBreak/>
         <w:t>2.2 Data Processing and Analysis</w:t>
       </w:r>
     </w:p>
@@ -1395,6 +1539,30 @@
     </w:p>
     <w:p>
       <w:pPr>
+        <w:shd w:val="clear" w:color="auto" w:fill="FFFFFF"/>
+        <w:spacing w:after="0" w:line="240" w:lineRule="auto"/>
+        <w:ind w:left="1440"/>
+        <w:textAlignment w:val="bottom"/>
+        <w:rPr>
+          <w:rFonts w:ascii="Arial" w:eastAsia="Times New Roman" w:hAnsi="Arial" w:cs="Arial"/>
+          <w:color w:val="1F1F1F"/>
+          <w:sz w:val="24"/>
+          <w:szCs w:val="24"/>
+        </w:rPr>
+      </w:pPr>
+      <w:r>
+        <w:rPr>
+          <w:rFonts w:ascii="Arial" w:eastAsia="Times New Roman" w:hAnsi="Arial" w:cs="Arial"/>
+          <w:color w:val="1F1F1F"/>
+          <w:spacing w:val="2"/>
+          <w:sz w:val="18"/>
+          <w:szCs w:val="18"/>
+        </w:rPr>
+        <w:t>+1</w:t>
+      </w:r>
+    </w:p>
+    <w:p>
+      <w:pPr>
         <w:numPr>
           <w:ilvl w:val="1"/>
           <w:numId w:val="6"/>
@@ -1431,6 +1599,30 @@
     </w:p>
     <w:p>
       <w:pPr>
+        <w:shd w:val="clear" w:color="auto" w:fill="FFFFFF"/>
+        <w:spacing w:after="0" w:line="240" w:lineRule="auto"/>
+        <w:ind w:left="1440"/>
+        <w:textAlignment w:val="bottom"/>
+        <w:rPr>
+          <w:rFonts w:ascii="Arial" w:eastAsia="Times New Roman" w:hAnsi="Arial" w:cs="Arial"/>
+          <w:color w:val="1F1F1F"/>
+          <w:sz w:val="24"/>
+          <w:szCs w:val="24"/>
+        </w:rPr>
+      </w:pPr>
+      <w:r>
+        <w:rPr>
+          <w:rFonts w:ascii="Arial" w:eastAsia="Times New Roman" w:hAnsi="Arial" w:cs="Arial"/>
+          <w:color w:val="1F1F1F"/>
+          <w:spacing w:val="2"/>
+          <w:sz w:val="18"/>
+          <w:szCs w:val="18"/>
+        </w:rPr>
+        <w:t>+1</w:t>
+      </w:r>
+    </w:p>
+    <w:p>
+      <w:pPr>
         <w:numPr>
           <w:ilvl w:val="0"/>
           <w:numId w:val="6"/>
@@ -1491,6 +1683,7 @@
         </w:rPr>
         <w:t xml:space="preserve"> Mapping "Not applicable" detection methods to </w:t>
       </w:r>
+      <w:proofErr w:type="spellStart"/>
       <w:r>
         <w:rPr>
           <w:rFonts w:ascii="Courier New" w:eastAsia="Times New Roman" w:hAnsi="Courier New" w:cs="Courier New"/>
@@ -1501,6 +1694,7 @@
         </w:rPr>
         <w:t>NaN</w:t>
       </w:r>
+      <w:proofErr w:type="spellEnd"/>
       <w:r>
         <w:rPr>
           <w:rFonts w:ascii="Arial" w:eastAsia="Times New Roman" w:hAnsi="Arial" w:cs="Arial"/>
@@ -1546,6 +1740,7 @@
         </w:rPr>
         <w:t xml:space="preserve"> Deriving </w:t>
       </w:r>
+      <w:proofErr w:type="spellStart"/>
       <w:r>
         <w:rPr>
           <w:rFonts w:ascii="Courier New" w:eastAsia="Times New Roman" w:hAnsi="Courier New" w:cs="Courier New"/>
@@ -1556,6 +1751,7 @@
         </w:rPr>
         <w:t>outcome_rate</w:t>
       </w:r>
+      <w:proofErr w:type="spellEnd"/>
       <w:r>
         <w:rPr>
           <w:rFonts w:ascii="Arial" w:eastAsia="Times New Roman" w:hAnsi="Arial" w:cs="Arial"/>
@@ -1565,6 +1761,7 @@
         </w:rPr>
         <w:t xml:space="preserve"> and </w:t>
       </w:r>
+      <w:proofErr w:type="spellStart"/>
       <w:r>
         <w:rPr>
           <w:rFonts w:ascii="Courier New" w:eastAsia="Times New Roman" w:hAnsi="Courier New" w:cs="Courier New"/>
@@ -1575,6 +1772,7 @@
         </w:rPr>
         <w:t>positivity_rate_pct</w:t>
       </w:r>
+      <w:proofErr w:type="spellEnd"/>
       <w:r>
         <w:rPr>
           <w:rFonts w:ascii="Arial" w:eastAsia="Times New Roman" w:hAnsi="Arial" w:cs="Arial"/>
@@ -1583,6 +1781,30 @@
           <w:szCs w:val="24"/>
         </w:rPr>
         <w:t>.</w:t>
+      </w:r>
+    </w:p>
+    <w:p>
+      <w:pPr>
+        <w:shd w:val="clear" w:color="auto" w:fill="FFFFFF"/>
+        <w:spacing w:after="0" w:line="240" w:lineRule="auto"/>
+        <w:ind w:left="1440"/>
+        <w:textAlignment w:val="bottom"/>
+        <w:rPr>
+          <w:rFonts w:ascii="Arial" w:eastAsia="Times New Roman" w:hAnsi="Arial" w:cs="Arial"/>
+          <w:color w:val="1F1F1F"/>
+          <w:sz w:val="24"/>
+          <w:szCs w:val="24"/>
+        </w:rPr>
+      </w:pPr>
+      <w:r>
+        <w:rPr>
+          <w:rFonts w:ascii="Arial" w:eastAsia="Times New Roman" w:hAnsi="Arial" w:cs="Arial"/>
+          <w:color w:val="1F1F1F"/>
+          <w:spacing w:val="2"/>
+          <w:sz w:val="18"/>
+          <w:szCs w:val="18"/>
+        </w:rPr>
+        <w:t>+2</w:t>
       </w:r>
     </w:p>
     <w:p>
@@ -1656,6 +1878,7 @@
         </w:rPr>
         <w:t xml:space="preserve"> (Screenshot to be appended here showing the data join between the </w:t>
       </w:r>
+      <w:proofErr w:type="spellStart"/>
       <w:r>
         <w:rPr>
           <w:rFonts w:ascii="Courier New" w:eastAsia="Times New Roman" w:hAnsi="Courier New" w:cs="Courier New"/>
@@ -1666,6 +1889,7 @@
         </w:rPr>
         <w:t>adt</w:t>
       </w:r>
+      <w:proofErr w:type="spellEnd"/>
       <w:r>
         <w:rPr>
           <w:rFonts w:ascii="Arial" w:eastAsia="Times New Roman" w:hAnsi="Arial" w:cs="Arial"/>
@@ -1698,6 +1922,30 @@
     <w:p>
       <w:pPr>
         <w:shd w:val="clear" w:color="auto" w:fill="FFFFFF"/>
+        <w:spacing w:after="0" w:line="240" w:lineRule="auto"/>
+        <w:ind w:left="720"/>
+        <w:textAlignment w:val="bottom"/>
+        <w:rPr>
+          <w:rFonts w:ascii="Arial" w:eastAsia="Times New Roman" w:hAnsi="Arial" w:cs="Arial"/>
+          <w:color w:val="1F1F1F"/>
+          <w:sz w:val="24"/>
+          <w:szCs w:val="24"/>
+        </w:rPr>
+      </w:pPr>
+      <w:r>
+        <w:rPr>
+          <w:rFonts w:ascii="Arial" w:eastAsia="Times New Roman" w:hAnsi="Arial" w:cs="Arial"/>
+          <w:color w:val="1F1F1F"/>
+          <w:spacing w:val="2"/>
+          <w:sz w:val="18"/>
+          <w:szCs w:val="18"/>
+        </w:rPr>
+        <w:t>+1</w:t>
+      </w:r>
+    </w:p>
+    <w:p>
+      <w:pPr>
+        <w:shd w:val="clear" w:color="auto" w:fill="FFFFFF"/>
         <w:spacing w:before="420" w:after="120" w:line="360" w:lineRule="atLeast"/>
         <w:outlineLvl w:val="2"/>
         <w:rPr>
@@ -1759,6 +2007,30 @@
     </w:p>
     <w:p>
       <w:pPr>
+        <w:shd w:val="clear" w:color="auto" w:fill="FFFFFF"/>
+        <w:spacing w:after="0" w:line="240" w:lineRule="auto"/>
+        <w:ind w:left="720"/>
+        <w:textAlignment w:val="bottom"/>
+        <w:rPr>
+          <w:rFonts w:ascii="Arial" w:eastAsia="Times New Roman" w:hAnsi="Arial" w:cs="Arial"/>
+          <w:color w:val="1F1F1F"/>
+          <w:sz w:val="24"/>
+          <w:szCs w:val="24"/>
+        </w:rPr>
+      </w:pPr>
+      <w:r>
+        <w:rPr>
+          <w:rFonts w:ascii="Arial" w:eastAsia="Times New Roman" w:hAnsi="Arial" w:cs="Arial"/>
+          <w:color w:val="1F1F1F"/>
+          <w:spacing w:val="2"/>
+          <w:sz w:val="18"/>
+          <w:szCs w:val="18"/>
+        </w:rPr>
+        <w:t>+1</w:t>
+      </w:r>
+    </w:p>
+    <w:p>
+      <w:pPr>
         <w:numPr>
           <w:ilvl w:val="0"/>
           <w:numId w:val="7"/>
@@ -1816,7 +2088,31 @@
           <w:sz w:val="30"/>
           <w:szCs w:val="30"/>
         </w:rPr>
-        <w:t>3. Visualisation Design</w:t>
+        <w:t xml:space="preserve">3. </w:t>
+      </w:r>
+      <w:proofErr w:type="spellStart"/>
+      <w:r>
+        <w:rPr>
+          <w:rFonts w:ascii="Arial" w:eastAsia="Times New Roman" w:hAnsi="Arial" w:cs="Arial"/>
+          <w:b/>
+          <w:bCs/>
+          <w:color w:val="1F1F1F"/>
+          <w:sz w:val="30"/>
+          <w:szCs w:val="30"/>
+        </w:rPr>
+        <w:t>Visualisation</w:t>
+      </w:r>
+      <w:proofErr w:type="spellEnd"/>
+      <w:r>
+        <w:rPr>
+          <w:rFonts w:ascii="Arial" w:eastAsia="Times New Roman" w:hAnsi="Arial" w:cs="Arial"/>
+          <w:b/>
+          <w:bCs/>
+          <w:color w:val="1F1F1F"/>
+          <w:sz w:val="30"/>
+          <w:szCs w:val="30"/>
+        </w:rPr>
+        <w:t xml:space="preserve"> Design</w:t>
       </w:r>
     </w:p>
     <w:p>
@@ -1905,6 +2201,7 @@
           <w:sz w:val="24"/>
           <w:szCs w:val="24"/>
         </w:rPr>
+        <w:lastRenderedPageBreak/>
         <w:t>Storyboard:</w:t>
       </w:r>
       <w:r>
@@ -1915,6 +2212,30 @@
           <w:szCs w:val="24"/>
         </w:rPr>
         <w:t xml:space="preserve"> Users start with a national trend view, then filter by Jurisdiction (e.g., NSW or VIC) to see localized age-group breakdowns.</w:t>
+      </w:r>
+    </w:p>
+    <w:p>
+      <w:pPr>
+        <w:shd w:val="clear" w:color="auto" w:fill="FFFFFF"/>
+        <w:spacing w:after="0" w:line="240" w:lineRule="auto"/>
+        <w:ind w:left="720"/>
+        <w:textAlignment w:val="bottom"/>
+        <w:rPr>
+          <w:rFonts w:ascii="Arial" w:eastAsia="Times New Roman" w:hAnsi="Arial" w:cs="Arial"/>
+          <w:color w:val="1F1F1F"/>
+          <w:sz w:val="24"/>
+          <w:szCs w:val="24"/>
+        </w:rPr>
+      </w:pPr>
+      <w:r>
+        <w:rPr>
+          <w:rFonts w:ascii="Arial" w:eastAsia="Times New Roman" w:hAnsi="Arial" w:cs="Arial"/>
+          <w:color w:val="1F1F1F"/>
+          <w:spacing w:val="2"/>
+          <w:sz w:val="18"/>
+          <w:szCs w:val="18"/>
+        </w:rPr>
+        <w:t>+2</w:t>
       </w:r>
     </w:p>
     <w:p>
@@ -1940,7 +2261,31 @@
           <w:sz w:val="24"/>
           <w:szCs w:val="24"/>
         </w:rPr>
-        <w:t>3.2 Visualisation Design</w:t>
+        <w:t xml:space="preserve">3.2 </w:t>
+      </w:r>
+      <w:proofErr w:type="spellStart"/>
+      <w:r>
+        <w:rPr>
+          <w:rFonts w:ascii="Arial" w:eastAsia="Times New Roman" w:hAnsi="Arial" w:cs="Arial"/>
+          <w:b/>
+          <w:bCs/>
+          <w:color w:val="1F1F1F"/>
+          <w:sz w:val="24"/>
+          <w:szCs w:val="24"/>
+        </w:rPr>
+        <w:t>Visualisation</w:t>
+      </w:r>
+      <w:proofErr w:type="spellEnd"/>
+      <w:r>
+        <w:rPr>
+          <w:rFonts w:ascii="Arial" w:eastAsia="Times New Roman" w:hAnsi="Arial" w:cs="Arial"/>
+          <w:b/>
+          <w:bCs/>
+          <w:color w:val="1F1F1F"/>
+          <w:sz w:val="24"/>
+          <w:szCs w:val="24"/>
+        </w:rPr>
+        <w:t xml:space="preserve"> Design</w:t>
       </w:r>
     </w:p>
     <w:p>
@@ -2066,7 +2411,6 @@
           <w:sz w:val="24"/>
           <w:szCs w:val="24"/>
         </w:rPr>
-        <w:lastRenderedPageBreak/>
         <w:t>Integrity &amp; Accessibility:</w:t>
       </w:r>
       <w:r>
@@ -2101,6 +2445,30 @@
     <w:p>
       <w:pPr>
         <w:shd w:val="clear" w:color="auto" w:fill="FFFFFF"/>
+        <w:spacing w:after="0" w:line="240" w:lineRule="auto"/>
+        <w:ind w:left="720"/>
+        <w:textAlignment w:val="bottom"/>
+        <w:rPr>
+          <w:rFonts w:ascii="Arial" w:eastAsia="Times New Roman" w:hAnsi="Arial" w:cs="Arial"/>
+          <w:color w:val="1F1F1F"/>
+          <w:sz w:val="24"/>
+          <w:szCs w:val="24"/>
+        </w:rPr>
+      </w:pPr>
+      <w:r>
+        <w:rPr>
+          <w:rFonts w:ascii="Arial" w:eastAsia="Times New Roman" w:hAnsi="Arial" w:cs="Arial"/>
+          <w:color w:val="1F1F1F"/>
+          <w:spacing w:val="2"/>
+          <w:sz w:val="18"/>
+          <w:szCs w:val="18"/>
+        </w:rPr>
+        <w:t>+1</w:t>
+      </w:r>
+    </w:p>
+    <w:p>
+      <w:pPr>
+        <w:shd w:val="clear" w:color="auto" w:fill="FFFFFF"/>
         <w:spacing w:before="420" w:after="120" w:line="360" w:lineRule="atLeast"/>
         <w:outlineLvl w:val="2"/>
         <w:rPr>
@@ -2221,6 +2589,30 @@
           <w:szCs w:val="24"/>
         </w:rPr>
         <w:t xml:space="preserve"> A "Pre-2023" toggle to handle the lack of granular data in older records.</w:t>
+      </w:r>
+    </w:p>
+    <w:p>
+      <w:pPr>
+        <w:shd w:val="clear" w:color="auto" w:fill="FFFFFF"/>
+        <w:spacing w:after="0" w:line="240" w:lineRule="auto"/>
+        <w:ind w:left="1440"/>
+        <w:textAlignment w:val="bottom"/>
+        <w:rPr>
+          <w:rFonts w:ascii="Arial" w:eastAsia="Times New Roman" w:hAnsi="Arial" w:cs="Arial"/>
+          <w:color w:val="1F1F1F"/>
+          <w:sz w:val="24"/>
+          <w:szCs w:val="24"/>
+        </w:rPr>
+      </w:pPr>
+      <w:r>
+        <w:rPr>
+          <w:rFonts w:ascii="Arial" w:eastAsia="Times New Roman" w:hAnsi="Arial" w:cs="Arial"/>
+          <w:color w:val="1F1F1F"/>
+          <w:spacing w:val="2"/>
+          <w:sz w:val="18"/>
+          <w:szCs w:val="18"/>
+        </w:rPr>
+        <w:t>+1</w:t>
       </w:r>
     </w:p>
     <w:p>
